--- a/resume/roles/data-engineer/Archit_Agrawal_Data_Engineer_Detailed.docx
+++ b/resume/roles/data-engineer/Archit_Agrawal_Data_Engineer_Detailed.docx
@@ -29,7 +29,7 @@
           <w:szCs w:val="18"/>
           <w:color w:val="111111"/>
         </w:rPr>
-        <w:t xml:space="preserve">Phoenix, AZ</w:t>
+        <w:t xml:space="preserve">San Francisco Bay Area</w:t>
       </w:r>
       <w:r>
         <w:rPr>
@@ -762,7 +762,7 @@
           <w:b/>
           <w:color w:val="111111"/>
         </w:rPr>
-        <w:t xml:space="preserve">07/2025 - 05/2026</w:t>
+        <w:t xml:space="preserve">07/2025 - 06/2026</w:t>
       </w:r>
     </w:p>
     <w:p>
@@ -1944,40 +1944,40 @@
           <w:szCs w:val="19"/>
           <w:color w:val="111111"/>
         </w:rPr>
-        <w:t xml:space="preserve">Reverse-engineered an undocumented utility portal into a read-only TypeScript MCP server with Zod-validated tool schemas, normalized meter data and typed errors an agent can act on.</w:t>
-      </w:r>
-    </w:p>
-    <w:p>
-      <w:pPr>
-        <w:spacing w:before="0" w:after="10" w:line="240" w:lineRule="auto"/>
-        <w:ind w:left="200" w:hanging="200"/>
-      </w:pPr>
-      <w:r>
-        <w:rPr>
-          <w:rFonts w:ascii="Lato" w:hAnsi="Lato" w:cs="Lato"/>
-          <w:sz w:val="19"/>
-          <w:szCs w:val="19"/>
-          <w:color w:val="111111"/>
-        </w:rPr>
-        <w:t xml:space="preserve">•</w:t>
-      </w:r>
-      <w:r>
-        <w:rPr>
-          <w:rFonts w:ascii="Lato" w:hAnsi="Lato" w:cs="Lato"/>
-          <w:sz w:val="19"/>
-          <w:szCs w:val="19"/>
-          <w:color w:val="111111"/>
-        </w:rPr>
-        <w:t xml:space="preserve">  </w:t>
-      </w:r>
-      <w:r>
-        <w:rPr>
-          <w:rFonts w:ascii="Lato" w:hAnsi="Lato" w:cs="Lato"/>
-          <w:sz w:val="19"/>
-          <w:szCs w:val="19"/>
-          <w:color w:val="111111"/>
-        </w:rPr>
-        <w:t xml:space="preserve">Rate-limited and cached server-side, because a portal built for humans clicking does not expect an agent asking for a year of 15-minute intervals in a loop.</w:t>
+        <w:t xml:space="preserve">Built a Python MCP server on FastMCP that logs into an undocumented utility portal and gives AI agents 7 tools and 4 analysis prompts for billing, usage, payments and outages, with a one-click setup wizard.</w:t>
+      </w:r>
+    </w:p>
+    <w:p>
+      <w:pPr>
+        <w:spacing w:before="0" w:after="10" w:line="240" w:lineRule="auto"/>
+        <w:ind w:left="200" w:hanging="200"/>
+      </w:pPr>
+      <w:r>
+        <w:rPr>
+          <w:rFonts w:ascii="Lato" w:hAnsi="Lato" w:cs="Lato"/>
+          <w:sz w:val="19"/>
+          <w:szCs w:val="19"/>
+          <w:color w:val="111111"/>
+        </w:rPr>
+        <w:t xml:space="preserve">•</w:t>
+      </w:r>
+      <w:r>
+        <w:rPr>
+          <w:rFonts w:ascii="Lato" w:hAnsi="Lato" w:cs="Lato"/>
+          <w:sz w:val="19"/>
+          <w:szCs w:val="19"/>
+          <w:color w:val="111111"/>
+        </w:rPr>
+        <w:t xml:space="preserve">  </w:t>
+      </w:r>
+      <w:r>
+        <w:rPr>
+          <w:rFonts w:ascii="Lato" w:hAnsi="Lato" w:cs="Lato"/>
+          <w:sz w:val="19"/>
+          <w:szCs w:val="19"/>
+          <w:color w:val="111111"/>
+        </w:rPr>
+        <w:t xml:space="preserve">Added analysis prompts for usage trends, bill explanations, savings advice and account comparison on top of the raw data tools.</w:t>
       </w:r>
     </w:p>
     <w:p>

--- a/resume/roles/data-engineer/Archit_Agrawal_Data_Engineer_Detailed.docx
+++ b/resume/roles/data-engineer/Archit_Agrawal_Data_Engineer_Detailed.docx
@@ -371,40 +371,40 @@
           <w:szCs w:val="22"/>
           <w:color w:val="111111"/>
         </w:rPr>
-        <w:t xml:space="preserve">Built dataset intake for crosstabs, long tables and weighted surveys, including UTF-16 files and duplicate-header validation.</w:t>
-      </w:r>
-    </w:p>
-    <w:p>
-      <w:pPr>
-        <w:spacing w:before="0" w:after="10" w:line="240" w:lineRule="auto"/>
-        <w:ind w:left="200" w:hanging="200"/>
-      </w:pPr>
-      <w:r>
-        <w:rPr>
-          <w:rFonts w:ascii="Lato" w:hAnsi="Lato" w:cs="Lato"/>
-          <w:sz w:val="22"/>
-          <w:szCs w:val="22"/>
-          <w:color w:val="111111"/>
-        </w:rPr>
-        <w:t xml:space="preserve">•</w:t>
-      </w:r>
-      <w:r>
-        <w:rPr>
-          <w:rFonts w:ascii="Lato" w:hAnsi="Lato" w:cs="Lato"/>
-          <w:sz w:val="22"/>
-          <w:szCs w:val="22"/>
-          <w:color w:val="111111"/>
-        </w:rPr>
-        <w:t xml:space="preserve">  </w:t>
-      </w:r>
-      <w:r>
-        <w:rPr>
-          <w:rFonts w:ascii="Lato" w:hAnsi="Lato" w:cs="Lato"/>
-          <w:sz w:val="22"/>
-          <w:szCs w:val="22"/>
-          <w:color w:val="111111"/>
-        </w:rPr>
-        <w:t xml:space="preserve">Blocked double counting across survey runs by detecting shared respondents before joining datasets.</w:t>
+        <w:t xml:space="preserve">Built dataset intake for any table shape, from crosstabs and long tables to weighted surveys, including UTF-16 files and duplicate-header validation.</w:t>
+      </w:r>
+    </w:p>
+    <w:p>
+      <w:pPr>
+        <w:spacing w:before="0" w:after="10" w:line="240" w:lineRule="auto"/>
+        <w:ind w:left="200" w:hanging="200"/>
+      </w:pPr>
+      <w:r>
+        <w:rPr>
+          <w:rFonts w:ascii="Lato" w:hAnsi="Lato" w:cs="Lato"/>
+          <w:sz w:val="22"/>
+          <w:szCs w:val="22"/>
+          <w:color w:val="111111"/>
+        </w:rPr>
+        <w:t xml:space="preserve">•</w:t>
+      </w:r>
+      <w:r>
+        <w:rPr>
+          <w:rFonts w:ascii="Lato" w:hAnsi="Lato" w:cs="Lato"/>
+          <w:sz w:val="22"/>
+          <w:szCs w:val="22"/>
+          <w:color w:val="111111"/>
+        </w:rPr>
+        <w:t xml:space="preserve">  </w:t>
+      </w:r>
+      <w:r>
+        <w:rPr>
+          <w:rFonts w:ascii="Lato" w:hAnsi="Lato" w:cs="Lato"/>
+          <w:sz w:val="22"/>
+          <w:szCs w:val="22"/>
+          <w:color w:val="111111"/>
+        </w:rPr>
+        <w:t xml:space="preserve">Blocked double counting in cross-dataset joins by detecting runs that share the same people.</w:t>
       </w:r>
     </w:p>
     <w:p>
@@ -470,7 +470,7 @@
           <w:szCs w:val="22"/>
           <w:color w:val="111111"/>
         </w:rPr>
-        <w:t xml:space="preserve">Added access-controlled respondent retrieval, AWS Bedrock Guardrails and per-stage spending limits to the analytics proof of concept.</w:t>
+        <w:t xml:space="preserve">Added access-controlled row-level retrieval, AWS Bedrock Guardrails and per-stage spending limits to the analytics proof of concept.</w:t>
       </w:r>
     </w:p>
     <w:p>
@@ -1142,7 +1142,7 @@
           <w:i/>
           <w:color w:val="111111"/>
         </w:rPr>
-        <w:t xml:space="preserve">Software Engineer | Intern Jan–Jun 2022; engineer Jun 2022–Jul 2023</w:t>
+        <w:t xml:space="preserve">Software Engineer</w:t>
       </w:r>
       <w:r>
         <w:tab/>

--- a/resume/roles/data-engineer/Archit_Agrawal_Data_Engineer_Detailed.docx
+++ b/resume/roles/data-engineer/Archit_Agrawal_Data_Engineer_Detailed.docx
@@ -305,7 +305,7 @@
           <w:szCs w:val="21"/>
           <w:color w:val="111111"/>
         </w:rPr>
-        <w:t xml:space="preserve">Prevented mislabeled and dropped records with schema-constrained output and row correlation checks in the data-processing pipeline.</w:t>
+        <w:t xml:space="preserve">Reached 100% join integrity on repeat runs with schema-constrained LLM output and per-row IDs; the prior pipeline silently mislabeled 1 in 8 rows.</w:t>
       </w:r>
     </w:p>
     <w:p>
@@ -1706,7 +1706,7 @@
           <w:i/>
           <w:color w:val="111111"/>
         </w:rPr>
-        <w:t xml:space="preserve">Tempe, AZ, USA</w:t>
+        <w:t xml:space="preserve">Tempe, AZ</w:t>
       </w:r>
     </w:p>
     <w:p>
@@ -1769,7 +1769,7 @@
           <w:i/>
           <w:color w:val="111111"/>
         </w:rPr>
-        <w:t xml:space="preserve">India</w:t>
+        <w:t xml:space="preserve">Gandhinagar, India</w:t>
       </w:r>
     </w:p>
     <w:sectPr>

--- a/resume/roles/data-engineer/Archit_Agrawal_Data_Engineer_Detailed.docx
+++ b/resume/roles/data-engineer/Archit_Agrawal_Data_Engineer_Detailed.docx
@@ -502,7 +502,7 @@
           <w:b/>
           <w:color w:val="111111"/>
         </w:rPr>
-        <w:t xml:space="preserve">07/2025 - 06/2026</w:t>
+        <w:t xml:space="preserve">03/2025 - 06/2026</w:t>
       </w:r>
     </w:p>
     <w:p>

--- a/resume/roles/data-engineer/Archit_Agrawal_Data_Engineer_Detailed.docx
+++ b/resume/roles/data-engineer/Archit_Agrawal_Data_Engineer_Detailed.docx
@@ -239,7 +239,139 @@
           <w:szCs w:val="21"/>
           <w:color w:val="111111"/>
         </w:rPr>
-        <w:t xml:space="preserve">Designed S3 storage with compact fact tables and Lance payloads, queried through DuckDB for full-text and vector search.</w:t>
+        <w:t xml:space="preserve">Designed a serverless data lake on S3: a narrow fact table plus Lance payloads queried in-process by DuckDB, so new datasets union without a migration.</w:t>
+      </w:r>
+    </w:p>
+    <w:p>
+      <w:pPr>
+        <w:spacing w:before="0" w:after="10" w:line="248" w:lineRule="exact"/>
+        <w:ind w:left="200" w:hanging="200"/>
+      </w:pPr>
+      <w:r>
+        <w:rPr>
+          <w:rFonts w:ascii="Lato" w:hAnsi="Lato" w:cs="Lato"/>
+          <w:sz w:val="21"/>
+          <w:szCs w:val="21"/>
+          <w:color w:val="111111"/>
+        </w:rPr>
+        <w:t xml:space="preserve">•</w:t>
+      </w:r>
+      <w:r>
+        <w:rPr>
+          <w:rFonts w:ascii="Lato" w:hAnsi="Lato" w:cs="Lato"/>
+          <w:sz w:val="21"/>
+          <w:szCs w:val="21"/>
+          <w:color w:val="111111"/>
+        </w:rPr>
+        <w:t xml:space="preserve">  </w:t>
+      </w:r>
+      <w:r>
+        <w:rPr>
+          <w:rFonts w:ascii="Lato" w:hAnsi="Lato" w:cs="Lato"/>
+          <w:sz w:val="21"/>
+          <w:szCs w:val="21"/>
+          <w:color w:val="111111"/>
+        </w:rPr>
+        <w:t xml:space="preserve">Built schema-inferring ingestion for any table shape, from crosstabs to weighted surveys and UTF-16 files, emitting each decision as a JSON recipe that replays exactly.</w:t>
+      </w:r>
+    </w:p>
+    <w:p>
+      <w:pPr>
+        <w:spacing w:before="0" w:after="10" w:line="248" w:lineRule="exact"/>
+        <w:ind w:left="200" w:hanging="200"/>
+      </w:pPr>
+      <w:r>
+        <w:rPr>
+          <w:rFonts w:ascii="Lato" w:hAnsi="Lato" w:cs="Lato"/>
+          <w:sz w:val="21"/>
+          <w:szCs w:val="21"/>
+          <w:color w:val="111111"/>
+        </w:rPr>
+        <w:t xml:space="preserve">•</w:t>
+      </w:r>
+      <w:r>
+        <w:rPr>
+          <w:rFonts w:ascii="Lato" w:hAnsi="Lato" w:cs="Lato"/>
+          <w:sz w:val="21"/>
+          <w:szCs w:val="21"/>
+          <w:color w:val="111111"/>
+        </w:rPr>
+        <w:t xml:space="preserve">  </w:t>
+      </w:r>
+      <w:r>
+        <w:rPr>
+          <w:rFonts w:ascii="Lato" w:hAnsi="Lato" w:cs="Lato"/>
+          <w:sz w:val="21"/>
+          <w:szCs w:val="21"/>
+          <w:color w:val="111111"/>
+        </w:rPr>
+        <w:t xml:space="preserve">Traced silent row loss in Step Functions runs that reported success and fixed it with partitioned writes and fan-in across 64 parallel lanes.</w:t>
+      </w:r>
+    </w:p>
+    <w:p>
+      <w:pPr>
+        <w:spacing w:before="0" w:after="10" w:line="248" w:lineRule="exact"/>
+        <w:ind w:left="200" w:hanging="200"/>
+      </w:pPr>
+      <w:r>
+        <w:rPr>
+          <w:rFonts w:ascii="Lato" w:hAnsi="Lato" w:cs="Lato"/>
+          <w:sz w:val="21"/>
+          <w:szCs w:val="21"/>
+          <w:color w:val="111111"/>
+        </w:rPr>
+        <w:t xml:space="preserve">•</w:t>
+      </w:r>
+      <w:r>
+        <w:rPr>
+          <w:rFonts w:ascii="Lato" w:hAnsi="Lato" w:cs="Lato"/>
+          <w:sz w:val="21"/>
+          <w:szCs w:val="21"/>
+          <w:color w:val="111111"/>
+        </w:rPr>
+        <w:t xml:space="preserve">  </w:t>
+      </w:r>
+      <w:r>
+        <w:rPr>
+          <w:rFonts w:ascii="Lato" w:hAnsi="Lato" w:cs="Lato"/>
+          <w:sz w:val="21"/>
+          <w:szCs w:val="21"/>
+          <w:color w:val="111111"/>
+        </w:rPr>
+        <w:t xml:space="preserve">Reached 100% join integrity on repeat runs with schema-constrained LLM output and per-row IDs; the prior pipeline silently mislabeled 1 in 8 rows.</w:t>
+      </w:r>
+    </w:p>
+    <w:p>
+      <w:pPr>
+        <w:spacing w:before="0" w:after="10" w:line="248" w:lineRule="exact"/>
+        <w:ind w:left="200" w:hanging="200"/>
+      </w:pPr>
+      <w:r>
+        <w:rPr>
+          <w:rFonts w:ascii="Lato" w:hAnsi="Lato" w:cs="Lato"/>
+          <w:sz w:val="21"/>
+          <w:szCs w:val="21"/>
+          <w:color w:val="111111"/>
+        </w:rPr>
+        <w:t xml:space="preserve">•</w:t>
+      </w:r>
+      <w:r>
+        <w:rPr>
+          <w:rFonts w:ascii="Lato" w:hAnsi="Lato" w:cs="Lato"/>
+          <w:sz w:val="21"/>
+          <w:szCs w:val="21"/>
+          <w:color w:val="111111"/>
+        </w:rPr>
+        <w:t xml:space="preserve">  </w:t>
+      </w:r>
+      <w:r>
+        <w:rPr>
+          <w:rFonts w:ascii="Lato" w:hAnsi="Lato" w:cs="Lato"/>
+          <w:sz w:val="21"/>
+          <w:szCs w:val="21"/>
+          <w:color w:val="111111"/>
+        </w:rPr>
+        <w:t xml:space="preserve">Tracked data lineage with four typed relations (relabel, recode, wave, wave_recoded), so a second labeling pass can never pose as a trend.</w:t>
       </w:r>
     </w:p>
     <w:p>
@@ -305,73 +437,7 @@
           <w:szCs w:val="21"/>
           <w:color w:val="111111"/>
         </w:rPr>
-        <w:t xml:space="preserve">Reached 100% join integrity on repeat runs with schema-constrained LLM output and per-row IDs; the prior pipeline silently mislabeled 1 in 8 rows.</w:t>
-      </w:r>
-    </w:p>
-    <w:p>
-      <w:pPr>
-        <w:spacing w:before="0" w:after="10" w:line="248" w:lineRule="exact"/>
-        <w:ind w:left="200" w:hanging="200"/>
-      </w:pPr>
-      <w:r>
-        <w:rPr>
-          <w:rFonts w:ascii="Lato" w:hAnsi="Lato" w:cs="Lato"/>
-          <w:sz w:val="21"/>
-          <w:szCs w:val="21"/>
-          <w:color w:val="111111"/>
-        </w:rPr>
-        <w:t xml:space="preserve">•</w:t>
-      </w:r>
-      <w:r>
-        <w:rPr>
-          <w:rFonts w:ascii="Lato" w:hAnsi="Lato" w:cs="Lato"/>
-          <w:sz w:val="21"/>
-          <w:szCs w:val="21"/>
-          <w:color w:val="111111"/>
-        </w:rPr>
-        <w:t xml:space="preserve">  </w:t>
-      </w:r>
-      <w:r>
-        <w:rPr>
-          <w:rFonts w:ascii="Lato" w:hAnsi="Lato" w:cs="Lato"/>
-          <w:sz w:val="21"/>
-          <w:szCs w:val="21"/>
-          <w:color w:val="111111"/>
-        </w:rPr>
-        <w:t xml:space="preserve">Accelerated publishing of a 51,280-respondent survey from 19 minutes to 109 seconds; an independent raw-data audit matched all evaluated figures.</w:t>
-      </w:r>
-    </w:p>
-    <w:p>
-      <w:pPr>
-        <w:spacing w:before="0" w:after="10" w:line="248" w:lineRule="exact"/>
-        <w:ind w:left="200" w:hanging="200"/>
-      </w:pPr>
-      <w:r>
-        <w:rPr>
-          <w:rFonts w:ascii="Lato" w:hAnsi="Lato" w:cs="Lato"/>
-          <w:sz w:val="21"/>
-          <w:szCs w:val="21"/>
-          <w:color w:val="111111"/>
-        </w:rPr>
-        <w:t xml:space="preserve">•</w:t>
-      </w:r>
-      <w:r>
-        <w:rPr>
-          <w:rFonts w:ascii="Lato" w:hAnsi="Lato" w:cs="Lato"/>
-          <w:sz w:val="21"/>
-          <w:szCs w:val="21"/>
-          <w:color w:val="111111"/>
-        </w:rPr>
-        <w:t xml:space="preserve">  </w:t>
-      </w:r>
-      <w:r>
-        <w:rPr>
-          <w:rFonts w:ascii="Lato" w:hAnsi="Lato" w:cs="Lato"/>
-          <w:sz w:val="21"/>
-          <w:szCs w:val="21"/>
-          <w:color w:val="111111"/>
-        </w:rPr>
-        <w:t xml:space="preserve">Built dataset intake for any table shape, from crosstabs and long tables to weighted surveys, including UTF-16 files and duplicate-header validation.</w:t>
+        <w:t xml:space="preserve">Wired metric lint into CI, so a metric that can no longer be computed against stored runs fails the build instead of rotting.</w:t>
       </w:r>
     </w:p>
     <w:p>
@@ -437,40 +503,73 @@
           <w:szCs w:val="21"/>
           <w:color w:val="111111"/>
         </w:rPr>
-        <w:t xml:space="preserve">Reduced AWS pipeline runtime from 500 to 85 seconds by replacing two managed-agent stages with direct tool calls.</w:t>
-      </w:r>
-    </w:p>
-    <w:p>
-      <w:pPr>
-        <w:spacing w:before="0" w:after="10" w:line="248" w:lineRule="exact"/>
-        <w:ind w:left="200" w:hanging="200"/>
-      </w:pPr>
-      <w:r>
-        <w:rPr>
-          <w:rFonts w:ascii="Lato" w:hAnsi="Lato" w:cs="Lato"/>
-          <w:sz w:val="21"/>
-          <w:szCs w:val="21"/>
-          <w:color w:val="111111"/>
-        </w:rPr>
-        <w:t xml:space="preserve">•</w:t>
-      </w:r>
-      <w:r>
-        <w:rPr>
-          <w:rFonts w:ascii="Lato" w:hAnsi="Lato" w:cs="Lato"/>
-          <w:sz w:val="21"/>
-          <w:szCs w:val="21"/>
-          <w:color w:val="111111"/>
-        </w:rPr>
-        <w:t xml:space="preserve">  </w:t>
-      </w:r>
-      <w:r>
-        <w:rPr>
-          <w:rFonts w:ascii="Lato" w:hAnsi="Lato" w:cs="Lato"/>
-          <w:sz w:val="21"/>
-          <w:szCs w:val="21"/>
-          <w:color w:val="111111"/>
-        </w:rPr>
-        <w:t xml:space="preserve">Added access-controlled row-level retrieval, AWS Bedrock Guardrails and per-stage spending limits to the analytics proof of concept.</w:t>
+        <w:t xml:space="preserve">Reduced publishing time from 19 minutes to 109 seconds for a 51,280-respondent survey; an independent raw-data audit matched all evaluated figures.</w:t>
+      </w:r>
+    </w:p>
+    <w:p>
+      <w:pPr>
+        <w:spacing w:before="0" w:after="10" w:line="248" w:lineRule="exact"/>
+        <w:ind w:left="200" w:hanging="200"/>
+      </w:pPr>
+      <w:r>
+        <w:rPr>
+          <w:rFonts w:ascii="Lato" w:hAnsi="Lato" w:cs="Lato"/>
+          <w:sz w:val="21"/>
+          <w:szCs w:val="21"/>
+          <w:color w:val="111111"/>
+        </w:rPr>
+        <w:t xml:space="preserve">•</w:t>
+      </w:r>
+      <w:r>
+        <w:rPr>
+          <w:rFonts w:ascii="Lato" w:hAnsi="Lato" w:cs="Lato"/>
+          <w:sz w:val="21"/>
+          <w:szCs w:val="21"/>
+          <w:color w:val="111111"/>
+        </w:rPr>
+        <w:t xml:space="preserve">  </w:t>
+      </w:r>
+      <w:r>
+        <w:rPr>
+          <w:rFonts w:ascii="Lato" w:hAnsi="Lato" w:cs="Lato"/>
+          <w:sz w:val="21"/>
+          <w:szCs w:val="21"/>
+          <w:color w:val="111111"/>
+        </w:rPr>
+        <w:t xml:space="preserve">Cut cross-run disagreements from 30,405 to 263 across 411 runs by giving every column one meaning in one semantic model.</w:t>
+      </w:r>
+    </w:p>
+    <w:p>
+      <w:pPr>
+        <w:spacing w:before="0" w:after="10" w:line="248" w:lineRule="exact"/>
+        <w:ind w:left="200" w:hanging="200"/>
+      </w:pPr>
+      <w:r>
+        <w:rPr>
+          <w:rFonts w:ascii="Lato" w:hAnsi="Lato" w:cs="Lato"/>
+          <w:sz w:val="21"/>
+          <w:szCs w:val="21"/>
+          <w:color w:val="111111"/>
+        </w:rPr>
+        <w:t xml:space="preserve">•</w:t>
+      </w:r>
+      <w:r>
+        <w:rPr>
+          <w:rFonts w:ascii="Lato" w:hAnsi="Lato" w:cs="Lato"/>
+          <w:sz w:val="21"/>
+          <w:szCs w:val="21"/>
+          <w:color w:val="111111"/>
+        </w:rPr>
+        <w:t xml:space="preserve">  </w:t>
+      </w:r>
+      <w:r>
+        <w:rPr>
+          <w:rFonts w:ascii="Lato" w:hAnsi="Lato" w:cs="Lato"/>
+          <w:sz w:val="21"/>
+          <w:szCs w:val="21"/>
+          <w:color w:val="111111"/>
+        </w:rPr>
+        <w:t xml:space="preserve">Secured the analytics proof of concept with entitlement-gated row-level access, Bedrock Guardrails deployed through AWS CDK and enforced per-stage spend limits.</w:t>
       </w:r>
     </w:p>
     <w:p>
@@ -633,6 +732,39 @@
           <w:szCs w:val="21"/>
           <w:color w:val="111111"/>
         </w:rPr>
+        <w:t xml:space="preserve">Built a Cloud Scheduler reprocessing loop that refreshes the most-stale sources first, tracking reprocess time and count per entity.</w:t>
+      </w:r>
+    </w:p>
+    <w:p>
+      <w:pPr>
+        <w:spacing w:before="0" w:after="10" w:line="248" w:lineRule="exact"/>
+        <w:ind w:left="200" w:hanging="200"/>
+      </w:pPr>
+      <w:r>
+        <w:rPr>
+          <w:rFonts w:ascii="Lato" w:hAnsi="Lato" w:cs="Lato"/>
+          <w:sz w:val="21"/>
+          <w:szCs w:val="21"/>
+          <w:color w:val="111111"/>
+        </w:rPr>
+        <w:t xml:space="preserve">•</w:t>
+      </w:r>
+      <w:r>
+        <w:rPr>
+          <w:rFonts w:ascii="Lato" w:hAnsi="Lato" w:cs="Lato"/>
+          <w:sz w:val="21"/>
+          <w:szCs w:val="21"/>
+          <w:color w:val="111111"/>
+        </w:rPr>
+        <w:t xml:space="preserve">  </w:t>
+      </w:r>
+      <w:r>
+        <w:rPr>
+          <w:rFonts w:ascii="Lato" w:hAnsi="Lato" w:cs="Lato"/>
+          <w:sz w:val="21"/>
+          <w:szCs w:val="21"/>
+          <w:color w:val="111111"/>
+        </w:rPr>
         <w:t xml:space="preserve">Consolidated a 14-Cloud-Function backend into a checkpointed Python/LangGraph workflow on GCP Cloud Run, reducing production service dependencies 64%.</w:t>
       </w:r>
     </w:p>
@@ -666,40 +798,40 @@
           <w:szCs w:val="21"/>
           <w:color w:val="111111"/>
         </w:rPr>
+        <w:t xml:space="preserve">Lifted dataset accuracy 25% with Gemini entity resolution, scored by LLM-as-judge, over 70,000+ records a day.</w:t>
+      </w:r>
+    </w:p>
+    <w:p>
+      <w:pPr>
+        <w:spacing w:before="0" w:after="10" w:line="248" w:lineRule="exact"/>
+        <w:ind w:left="200" w:hanging="200"/>
+      </w:pPr>
+      <w:r>
+        <w:rPr>
+          <w:rFonts w:ascii="Lato" w:hAnsi="Lato" w:cs="Lato"/>
+          <w:sz w:val="21"/>
+          <w:szCs w:val="21"/>
+          <w:color w:val="111111"/>
+        </w:rPr>
+        <w:t xml:space="preserve">•</w:t>
+      </w:r>
+      <w:r>
+        <w:rPr>
+          <w:rFonts w:ascii="Lato" w:hAnsi="Lato" w:cs="Lato"/>
+          <w:sz w:val="21"/>
+          <w:szCs w:val="21"/>
+          <w:color w:val="111111"/>
+        </w:rPr>
+        <w:t xml:space="preserve">  </w:t>
+      </w:r>
+      <w:r>
+        <w:rPr>
+          <w:rFonts w:ascii="Lato" w:hAnsi="Lato" w:cs="Lato"/>
+          <w:sz w:val="21"/>
+          <w:szCs w:val="21"/>
+          <w:color w:val="111111"/>
+        </w:rPr>
         <w:t xml:space="preserve">Designed reusable scraping modules so new data sources can be added without changing the orchestration graph.</w:t>
-      </w:r>
-    </w:p>
-    <w:p>
-      <w:pPr>
-        <w:spacing w:before="0" w:after="10" w:line="248" w:lineRule="exact"/>
-        <w:ind w:left="200" w:hanging="200"/>
-      </w:pPr>
-      <w:r>
-        <w:rPr>
-          <w:rFonts w:ascii="Lato" w:hAnsi="Lato" w:cs="Lato"/>
-          <w:sz w:val="21"/>
-          <w:szCs w:val="21"/>
-          <w:color w:val="111111"/>
-        </w:rPr>
-        <w:t xml:space="preserve">•</w:t>
-      </w:r>
-      <w:r>
-        <w:rPr>
-          <w:rFonts w:ascii="Lato" w:hAnsi="Lato" w:cs="Lato"/>
-          <w:sz w:val="21"/>
-          <w:szCs w:val="21"/>
-          <w:color w:val="111111"/>
-        </w:rPr>
-        <w:t xml:space="preserve">  </w:t>
-      </w:r>
-      <w:r>
-        <w:rPr>
-          <w:rFonts w:ascii="Lato" w:hAnsi="Lato" w:cs="Lato"/>
-          <w:sz w:val="21"/>
-          <w:szCs w:val="21"/>
-          <w:color w:val="111111"/>
-        </w:rPr>
-        <w:t xml:space="preserve">Implemented checkpointed pause-and-resume so records missing context wait for additional information without failing the ingestion batch.</w:t>
       </w:r>
     </w:p>
     <w:p>
@@ -796,73 +928,40 @@
           <w:szCs w:val="21"/>
           <w:color w:val="111111"/>
         </w:rPr>
+        <w:t xml:space="preserve">Reduced transcript-analysis time from four hours to 15 minutes using a Neo4j knowledge graph and validated Cypher queries.</w:t>
+      </w:r>
+    </w:p>
+    <w:p>
+      <w:pPr>
+        <w:spacing w:before="0" w:after="10" w:line="248" w:lineRule="exact"/>
+        <w:ind w:left="200" w:hanging="200"/>
+      </w:pPr>
+      <w:r>
+        <w:rPr>
+          <w:rFonts w:ascii="Lato" w:hAnsi="Lato" w:cs="Lato"/>
+          <w:sz w:val="21"/>
+          <w:szCs w:val="21"/>
+          <w:color w:val="111111"/>
+        </w:rPr>
+        <w:t xml:space="preserve">•</w:t>
+      </w:r>
+      <w:r>
+        <w:rPr>
+          <w:rFonts w:ascii="Lato" w:hAnsi="Lato" w:cs="Lato"/>
+          <w:sz w:val="21"/>
+          <w:szCs w:val="21"/>
+          <w:color w:val="111111"/>
+        </w:rPr>
+        <w:t xml:space="preserve">  </w:t>
+      </w:r>
+      <w:r>
+        <w:rPr>
+          <w:rFonts w:ascii="Lato" w:hAnsi="Lato" w:cs="Lato"/>
+          <w:sz w:val="21"/>
+          <w:szCs w:val="21"/>
+          <w:color w:val="111111"/>
+        </w:rPr>
         <w:t xml:space="preserve">Implemented tenant isolation in retrieval services and configuration-based onboarding for additional colleges.</w:t>
-      </w:r>
-    </w:p>
-    <w:p>
-      <w:pPr>
-        <w:spacing w:before="0" w:after="10" w:line="248" w:lineRule="exact"/>
-        <w:ind w:left="200" w:hanging="200"/>
-      </w:pPr>
-      <w:r>
-        <w:rPr>
-          <w:rFonts w:ascii="Lato" w:hAnsi="Lato" w:cs="Lato"/>
-          <w:sz w:val="21"/>
-          <w:szCs w:val="21"/>
-          <w:color w:val="111111"/>
-        </w:rPr>
-        <w:t xml:space="preserve">•</w:t>
-      </w:r>
-      <w:r>
-        <w:rPr>
-          <w:rFonts w:ascii="Lato" w:hAnsi="Lato" w:cs="Lato"/>
-          <w:sz w:val="21"/>
-          <w:szCs w:val="21"/>
-          <w:color w:val="111111"/>
-        </w:rPr>
-        <w:t xml:space="preserve">  </w:t>
-      </w:r>
-      <w:r>
-        <w:rPr>
-          <w:rFonts w:ascii="Lato" w:hAnsi="Lato" w:cs="Lato"/>
-          <w:sz w:val="21"/>
-          <w:szCs w:val="21"/>
-          <w:color w:val="111111"/>
-        </w:rPr>
-        <w:t xml:space="preserve">Reduced transcript-analysis time from four hours to 15 minutes using a Neo4j knowledge graph and validated Cypher queries.</w:t>
-      </w:r>
-    </w:p>
-    <w:p>
-      <w:pPr>
-        <w:spacing w:before="0" w:after="10" w:line="248" w:lineRule="exact"/>
-        <w:ind w:left="200" w:hanging="200"/>
-      </w:pPr>
-      <w:r>
-        <w:rPr>
-          <w:rFonts w:ascii="Lato" w:hAnsi="Lato" w:cs="Lato"/>
-          <w:sz w:val="21"/>
-          <w:szCs w:val="21"/>
-          <w:color w:val="111111"/>
-        </w:rPr>
-        <w:t xml:space="preserve">•</w:t>
-      </w:r>
-      <w:r>
-        <w:rPr>
-          <w:rFonts w:ascii="Lato" w:hAnsi="Lato" w:cs="Lato"/>
-          <w:sz w:val="21"/>
-          <w:szCs w:val="21"/>
-          <w:color w:val="111111"/>
-        </w:rPr>
-        <w:t xml:space="preserve">  </w:t>
-      </w:r>
-      <w:r>
-        <w:rPr>
-          <w:rFonts w:ascii="Lato" w:hAnsi="Lato" w:cs="Lato"/>
-          <w:sz w:val="21"/>
-          <w:szCs w:val="21"/>
-          <w:color w:val="111111"/>
-        </w:rPr>
-        <w:t xml:space="preserve">Added hybrid keyword and vector retrieval to resolve exact course codes alongside semantic document search.</w:t>
       </w:r>
     </w:p>
     <w:p>
@@ -959,73 +1058,40 @@
           <w:szCs w:val="21"/>
           <w:color w:val="111111"/>
         </w:rPr>
-        <w:t xml:space="preserve">Built 20+ REST APIs in .NET 8 and an ETL pipeline ingesting 10,000+ researcher profiles daily into PostgreSQL.</w:t>
-      </w:r>
-    </w:p>
-    <w:p>
-      <w:pPr>
-        <w:spacing w:before="0" w:after="10" w:line="248" w:lineRule="exact"/>
-        <w:ind w:left="200" w:hanging="200"/>
-      </w:pPr>
-      <w:r>
-        <w:rPr>
-          <w:rFonts w:ascii="Lato" w:hAnsi="Lato" w:cs="Lato"/>
-          <w:sz w:val="21"/>
-          <w:szCs w:val="21"/>
-          <w:color w:val="111111"/>
-        </w:rPr>
-        <w:t xml:space="preserve">•</w:t>
-      </w:r>
-      <w:r>
-        <w:rPr>
-          <w:rFonts w:ascii="Lato" w:hAnsi="Lato" w:cs="Lato"/>
-          <w:sz w:val="21"/>
-          <w:szCs w:val="21"/>
-          <w:color w:val="111111"/>
-        </w:rPr>
-        <w:t xml:space="preserve">  </w:t>
-      </w:r>
-      <w:r>
-        <w:rPr>
-          <w:rFonts w:ascii="Lato" w:hAnsi="Lato" w:cs="Lato"/>
-          <w:sz w:val="21"/>
-          <w:szCs w:val="21"/>
-          <w:color w:val="111111"/>
-        </w:rPr>
-        <w:t xml:space="preserve">Made ETL reruns idempotent through natural-key upserts, preventing duplicate records after partial failures.</w:t>
-      </w:r>
-    </w:p>
-    <w:p>
-      <w:pPr>
-        <w:spacing w:before="0" w:after="10" w:line="248" w:lineRule="exact"/>
-        <w:ind w:left="200" w:hanging="200"/>
-      </w:pPr>
-      <w:r>
-        <w:rPr>
-          <w:rFonts w:ascii="Lato" w:hAnsi="Lato" w:cs="Lato"/>
-          <w:sz w:val="21"/>
-          <w:szCs w:val="21"/>
-          <w:color w:val="111111"/>
-        </w:rPr>
-        <w:t xml:space="preserve">•</w:t>
-      </w:r>
-      <w:r>
-        <w:rPr>
-          <w:rFonts w:ascii="Lato" w:hAnsi="Lato" w:cs="Lato"/>
-          <w:sz w:val="21"/>
-          <w:szCs w:val="21"/>
-          <w:color w:val="111111"/>
-        </w:rPr>
-        <w:t xml:space="preserve">  </w:t>
-      </w:r>
-      <w:r>
-        <w:rPr>
-          <w:rFonts w:ascii="Lato" w:hAnsi="Lato" w:cs="Lato"/>
-          <w:sz w:val="21"/>
-          <w:szCs w:val="21"/>
-          <w:color w:val="111111"/>
-        </w:rPr>
-        <w:t xml:space="preserve">Enforced uniqueness, not-null and range constraints in PostgreSQL to reject invalid records during ingestion.</w:t>
+        <w:t xml:space="preserve">Built an idempotent ETL pipeline for 10,000+ researcher profiles daily, using PostgreSQL natural-key upserts to prevent duplicates after partial failures.</w:t>
+      </w:r>
+    </w:p>
+    <w:p>
+      <w:pPr>
+        <w:spacing w:before="0" w:after="10" w:line="248" w:lineRule="exact"/>
+        <w:ind w:left="200" w:hanging="200"/>
+      </w:pPr>
+      <w:r>
+        <w:rPr>
+          <w:rFonts w:ascii="Lato" w:hAnsi="Lato" w:cs="Lato"/>
+          <w:sz w:val="21"/>
+          <w:szCs w:val="21"/>
+          <w:color w:val="111111"/>
+        </w:rPr>
+        <w:t xml:space="preserve">•</w:t>
+      </w:r>
+      <w:r>
+        <w:rPr>
+          <w:rFonts w:ascii="Lato" w:hAnsi="Lato" w:cs="Lato"/>
+          <w:sz w:val="21"/>
+          <w:szCs w:val="21"/>
+          <w:color w:val="111111"/>
+        </w:rPr>
+        <w:t xml:space="preserve">  </w:t>
+      </w:r>
+      <w:r>
+        <w:rPr>
+          <w:rFonts w:ascii="Lato" w:hAnsi="Lato" w:cs="Lato"/>
+          <w:sz w:val="21"/>
+          <w:szCs w:val="21"/>
+          <w:color w:val="111111"/>
+        </w:rPr>
+        <w:t xml:space="preserve">Put data-quality gates in PostgreSQL, with uniqueness, not-null and range constraints, so bad rows fail at ingestion; dataset accuracy rose to 95%.</w:t>
       </w:r>
     </w:p>
     <w:p>
@@ -1221,39 +1287,6 @@
           <w:szCs w:val="21"/>
           <w:color w:val="111111"/>
         </w:rPr>
-        <w:t xml:space="preserve">Reduced deployment time 70% and production incidents 40% through containerized CI/CD and SonarQube quality gates.</w:t>
-      </w:r>
-    </w:p>
-    <w:p>
-      <w:pPr>
-        <w:spacing w:before="0" w:after="10" w:line="248" w:lineRule="exact"/>
-        <w:ind w:left="200" w:hanging="200"/>
-      </w:pPr>
-      <w:r>
-        <w:rPr>
-          <w:rFonts w:ascii="Lato" w:hAnsi="Lato" w:cs="Lato"/>
-          <w:sz w:val="21"/>
-          <w:szCs w:val="21"/>
-          <w:color w:val="111111"/>
-        </w:rPr>
-        <w:t xml:space="preserve">•</w:t>
-      </w:r>
-      <w:r>
-        <w:rPr>
-          <w:rFonts w:ascii="Lato" w:hAnsi="Lato" w:cs="Lato"/>
-          <w:sz w:val="21"/>
-          <w:szCs w:val="21"/>
-          <w:color w:val="111111"/>
-        </w:rPr>
-        <w:t xml:space="preserve">  </w:t>
-      </w:r>
-      <w:r>
-        <w:rPr>
-          <w:rFonts w:ascii="Lato" w:hAnsi="Lato" w:cs="Lato"/>
-          <w:sz w:val="21"/>
-          <w:szCs w:val="21"/>
-          <w:color w:val="111111"/>
-        </w:rPr>
         <w:t xml:space="preserve">Improved student-listing performance 30% with pagination and S3 asset delivery; reduced class-detail latency 10% through SQL query rewrites.</w:t>
       </w:r>
     </w:p>
@@ -1351,7 +1384,7 @@
           <w:szCs w:val="21"/>
           <w:color w:val="111111"/>
         </w:rPr>
-        <w:t xml:space="preserve">Built a WebSocket and Express notification service with backpressure-aware fan-out and duplicate-safe redelivery; reported CSAT rose 28% and support volume fell 35%.</w:t>
+        <w:t xml:space="preserve">Automated competitor-catalog harvesting with a Python scraping toolchain that loads catalogs and reviews into the analytics warehouse on a schedule, normalized to one schema.</w:t>
       </w:r>
     </w:p>
     <w:p>
@@ -1567,64 +1600,112 @@
           <w:b/>
           <w:color w:val="111111"/>
         </w:rPr>
-        <w:t xml:space="preserve">Languages &amp; Storage: </w:t>
-      </w:r>
-      <w:r>
-        <w:rPr>
-          <w:rFonts w:ascii="Lato" w:hAnsi="Lato" w:cs="Lato"/>
-          <w:sz w:val="21"/>
-          <w:szCs w:val="21"/>
-          <w:color w:val="111111"/>
-        </w:rPr>
-        <w:t xml:space="preserve">Python, SQL, TypeScript, PostgreSQL, DuckDB, S3, Lance, Redis</w:t>
-      </w:r>
-    </w:p>
-    <w:p>
-      <w:pPr>
-        <w:spacing w:before="0" w:after="10" w:line="248" w:lineRule="exact"/>
-      </w:pPr>
-      <w:r>
-        <w:rPr>
-          <w:rFonts w:ascii="Lato" w:hAnsi="Lato" w:cs="Lato"/>
-          <w:sz w:val="21"/>
-          <w:szCs w:val="21"/>
-          <w:b/>
-          <w:color w:val="111111"/>
-        </w:rPr>
-        <w:t xml:space="preserve">Pipelines: </w:t>
-      </w:r>
-      <w:r>
-        <w:rPr>
-          <w:rFonts w:ascii="Lato" w:hAnsi="Lato" w:cs="Lato"/>
-          <w:sz w:val="21"/>
-          <w:szCs w:val="21"/>
-          <w:color w:val="111111"/>
-        </w:rPr>
-        <w:t xml:space="preserve">ETL, Step Functions, Lambda, GCP Cloud Run, FastAPI</w:t>
-      </w:r>
-    </w:p>
-    <w:p>
-      <w:pPr>
-        <w:spacing w:before="0" w:after="10" w:line="248" w:lineRule="exact"/>
-      </w:pPr>
-      <w:r>
-        <w:rPr>
-          <w:rFonts w:ascii="Lato" w:hAnsi="Lato" w:cs="Lato"/>
-          <w:sz w:val="21"/>
-          <w:szCs w:val="21"/>
-          <w:b/>
-          <w:color w:val="111111"/>
-        </w:rPr>
-        <w:t xml:space="preserve">Quality &amp; Deployment: </w:t>
-      </w:r>
-      <w:r>
-        <w:rPr>
-          <w:rFonts w:ascii="Lato" w:hAnsi="Lato" w:cs="Lato"/>
-          <w:sz w:val="21"/>
-          <w:szCs w:val="21"/>
-          <w:color w:val="111111"/>
-        </w:rPr>
-        <w:t xml:space="preserve">Data validation, idempotent processing, Docker, Kubernetes, CI/CD, pytest</w:t>
+        <w:t xml:space="preserve">Languages: </w:t>
+      </w:r>
+      <w:r>
+        <w:rPr>
+          <w:rFonts w:ascii="Lato" w:hAnsi="Lato" w:cs="Lato"/>
+          <w:sz w:val="21"/>
+          <w:szCs w:val="21"/>
+          <w:color w:val="111111"/>
+        </w:rPr>
+        <w:t xml:space="preserve">Python, SQL, TypeScript, C#</w:t>
+      </w:r>
+    </w:p>
+    <w:p>
+      <w:pPr>
+        <w:spacing w:before="0" w:after="10" w:line="248" w:lineRule="exact"/>
+      </w:pPr>
+      <w:r>
+        <w:rPr>
+          <w:rFonts w:ascii="Lato" w:hAnsi="Lato" w:cs="Lato"/>
+          <w:sz w:val="21"/>
+          <w:szCs w:val="21"/>
+          <w:b/>
+          <w:color w:val="111111"/>
+        </w:rPr>
+        <w:t xml:space="preserve">Storage &amp; Query: </w:t>
+      </w:r>
+      <w:r>
+        <w:rPr>
+          <w:rFonts w:ascii="Lato" w:hAnsi="Lato" w:cs="Lato"/>
+          <w:sz w:val="21"/>
+          <w:szCs w:val="21"/>
+          <w:color w:val="111111"/>
+        </w:rPr>
+        <w:t xml:space="preserve">S3 data lake, DuckDB, Lance, PostgreSQL, Firestore, Redis, Neo4j, pgvector, Algolia</w:t>
+      </w:r>
+    </w:p>
+    <w:p>
+      <w:pPr>
+        <w:spacing w:before="0" w:after="10" w:line="248" w:lineRule="exact"/>
+      </w:pPr>
+      <w:r>
+        <w:rPr>
+          <w:rFonts w:ascii="Lato" w:hAnsi="Lato" w:cs="Lato"/>
+          <w:sz w:val="21"/>
+          <w:szCs w:val="21"/>
+          <w:b/>
+          <w:color w:val="111111"/>
+        </w:rPr>
+        <w:t xml:space="preserve">Pipelines &amp; Orchestration: </w:t>
+      </w:r>
+      <w:r>
+        <w:rPr>
+          <w:rFonts w:ascii="Lato" w:hAnsi="Lato" w:cs="Lato"/>
+          <w:sz w:val="21"/>
+          <w:szCs w:val="21"/>
+          <w:color w:val="111111"/>
+        </w:rPr>
+        <w:t xml:space="preserve">ETL, AWS Step Functions (Distributed Map), Lambda, SQS, LangGraph, GCP Cloud Run Jobs, Cloud Scheduler, Playwright</w:t>
+      </w:r>
+    </w:p>
+    <w:p>
+      <w:pPr>
+        <w:spacing w:before="0" w:after="10" w:line="248" w:lineRule="exact"/>
+      </w:pPr>
+      <w:r>
+        <w:rPr>
+          <w:rFonts w:ascii="Lato" w:hAnsi="Lato" w:cs="Lato"/>
+          <w:sz w:val="21"/>
+          <w:szCs w:val="21"/>
+          <w:b/>
+          <w:color w:val="111111"/>
+        </w:rPr>
+        <w:t xml:space="preserve">Data Quality &amp; Governance: </w:t>
+      </w:r>
+      <w:r>
+        <w:rPr>
+          <w:rFonts w:ascii="Lato" w:hAnsi="Lato" w:cs="Lato"/>
+          <w:sz w:val="21"/>
+          <w:szCs w:val="21"/>
+          <w:color w:val="111111"/>
+        </w:rPr>
+        <w:t xml:space="preserve">Data validation, constraints, data lineage, schema inference, replayable runs, entity resolution, row-level access control</w:t>
+      </w:r>
+    </w:p>
+    <w:p>
+      <w:pPr>
+        <w:spacing w:before="0" w:after="10" w:line="248" w:lineRule="exact"/>
+      </w:pPr>
+      <w:r>
+        <w:rPr>
+          <w:rFonts w:ascii="Lato" w:hAnsi="Lato" w:cs="Lato"/>
+          <w:sz w:val="21"/>
+          <w:szCs w:val="21"/>
+          <w:b/>
+          <w:color w:val="111111"/>
+        </w:rPr>
+        <w:t xml:space="preserve">Reliability &amp; Delivery: </w:t>
+      </w:r>
+      <w:r>
+        <w:rPr>
+          <w:rFonts w:ascii="Lato" w:hAnsi="Lato" w:cs="Lato"/>
+          <w:sz w:val="21"/>
+          <w:szCs w:val="21"/>
+          <w:color w:val="111111"/>
+        </w:rPr>
+        <w:t xml:space="preserve">Idempotent reprocessing, circuit breakers, OpenTelemetry tracing, Docker, Kubernetes, CI/CD, pytest</w:t>
       </w:r>
     </w:p>
     <w:p>

--- a/resume/roles/data-engineer/Archit_Agrawal_Data_Engineer_Detailed.docx
+++ b/resume/roles/data-engineer/Archit_Agrawal_Data_Engineer_Detailed.docx
@@ -1422,7 +1422,7 @@
           <w:b/>
           <w:color w:val="111111"/>
         </w:rPr>
-        <w:t xml:space="preserve">Image Recognition as a Service</w:t>
+        <w:t xml:space="preserve">Clash Royale Analytics</w:t>
       </w:r>
       <w:r>
         <w:tab/>
@@ -1435,73 +1435,73 @@
           <w:b/>
           <w:color w:val="111111"/>
         </w:rPr>
-        <w:t xml:space="preserve">01/2024 - 02/2024</w:t>
-      </w:r>
-    </w:p>
-    <w:p>
-      <w:pPr>
-        <w:spacing w:before="0" w:after="10" w:line="248" w:lineRule="exact"/>
-        <w:ind w:left="200" w:hanging="200"/>
-      </w:pPr>
-      <w:r>
-        <w:rPr>
-          <w:rFonts w:ascii="Lato" w:hAnsi="Lato" w:cs="Lato"/>
-          <w:sz w:val="21"/>
-          <w:szCs w:val="21"/>
-          <w:color w:val="111111"/>
-        </w:rPr>
-        <w:t xml:space="preserve">•</w:t>
-      </w:r>
-      <w:r>
-        <w:rPr>
-          <w:rFonts w:ascii="Lato" w:hAnsi="Lato" w:cs="Lato"/>
-          <w:sz w:val="21"/>
-          <w:szCs w:val="21"/>
-          <w:color w:val="111111"/>
-        </w:rPr>
-        <w:t xml:space="preserve">  </w:t>
-      </w:r>
-      <w:r>
-        <w:rPr>
-          <w:rFonts w:ascii="Lato" w:hAnsi="Lato" w:cs="Lato"/>
-          <w:sz w:val="21"/>
-          <w:szCs w:val="21"/>
-          <w:color w:val="111111"/>
-        </w:rPr>
-        <w:t xml:space="preserve">Built an AWS EC2/SQS image-processing service with queue-based scaling, asynchronous results and idempotent workers for safe message retries.</w:t>
-      </w:r>
-    </w:p>
-    <w:p>
-      <w:pPr>
-        <w:spacing w:before="0" w:after="10" w:line="248" w:lineRule="exact"/>
-        <w:ind w:left="200" w:hanging="200"/>
-      </w:pPr>
-      <w:r>
-        <w:rPr>
-          <w:rFonts w:ascii="Lato" w:hAnsi="Lato" w:cs="Lato"/>
-          <w:sz w:val="21"/>
-          <w:szCs w:val="21"/>
-          <w:color w:val="111111"/>
-        </w:rPr>
-        <w:t xml:space="preserve">•</w:t>
-      </w:r>
-      <w:r>
-        <w:rPr>
-          <w:rFonts w:ascii="Lato" w:hAnsi="Lato" w:cs="Lato"/>
-          <w:sz w:val="21"/>
-          <w:szCs w:val="21"/>
-          <w:color w:val="111111"/>
-        </w:rPr>
-        <w:t xml:space="preserve">  </w:t>
-      </w:r>
-      <w:r>
-        <w:rPr>
-          <w:rFonts w:ascii="Lato" w:hAnsi="Lato" w:cs="Lato"/>
-          <w:sz w:val="21"/>
-          <w:szCs w:val="21"/>
-          <w:color w:val="111111"/>
-        </w:rPr>
-        <w:t xml:space="preserve">Capped worker capacity and used scale-in cooldowns to control cost and prevent instance churn during changing demand.</w:t>
+        <w:t xml:space="preserve">2025</w:t>
+      </w:r>
+    </w:p>
+    <w:p>
+      <w:pPr>
+        <w:spacing w:before="0" w:after="10" w:line="248" w:lineRule="exact"/>
+        <w:ind w:left="200" w:hanging="200"/>
+      </w:pPr>
+      <w:r>
+        <w:rPr>
+          <w:rFonts w:ascii="Lato" w:hAnsi="Lato" w:cs="Lato"/>
+          <w:sz w:val="21"/>
+          <w:szCs w:val="21"/>
+          <w:color w:val="111111"/>
+        </w:rPr>
+        <w:t xml:space="preserve">•</w:t>
+      </w:r>
+      <w:r>
+        <w:rPr>
+          <w:rFonts w:ascii="Lato" w:hAnsi="Lato" w:cs="Lato"/>
+          <w:sz w:val="21"/>
+          <w:szCs w:val="21"/>
+          <w:color w:val="111111"/>
+        </w:rPr>
+        <w:t xml:space="preserve">  </w:t>
+      </w:r>
+      <w:r>
+        <w:rPr>
+          <w:rFonts w:ascii="Lato" w:hAnsi="Lato" w:cs="Lato"/>
+          <w:sz w:val="21"/>
+          <w:szCs w:val="21"/>
+          <w:color w:val="111111"/>
+        </w:rPr>
+        <w:t xml:space="preserve">Built a scheduled ETL pipeline that dedupes battle data, loads incrementally and runs backfills without blocking the live cron, with Vitest coverage per stage.</w:t>
+      </w:r>
+    </w:p>
+    <w:p>
+      <w:pPr>
+        <w:spacing w:before="0" w:after="10" w:line="248" w:lineRule="exact"/>
+        <w:ind w:left="200" w:hanging="200"/>
+      </w:pPr>
+      <w:r>
+        <w:rPr>
+          <w:rFonts w:ascii="Lato" w:hAnsi="Lato" w:cs="Lato"/>
+          <w:sz w:val="21"/>
+          <w:szCs w:val="21"/>
+          <w:color w:val="111111"/>
+        </w:rPr>
+        <w:t xml:space="preserve">•</w:t>
+      </w:r>
+      <w:r>
+        <w:rPr>
+          <w:rFonts w:ascii="Lato" w:hAnsi="Lato" w:cs="Lato"/>
+          <w:sz w:val="21"/>
+          <w:szCs w:val="21"/>
+          <w:color w:val="111111"/>
+        </w:rPr>
+        <w:t xml:space="preserve">  </w:t>
+      </w:r>
+      <w:r>
+        <w:rPr>
+          <w:rFonts w:ascii="Lato" w:hAnsi="Lato" w:cs="Lato"/>
+          <w:sz w:val="21"/>
+          <w:szCs w:val="21"/>
+          <w:color w:val="111111"/>
+        </w:rPr>
+        <w:t xml:space="preserve">Built a serverless analytics platform on Cloudflare Workers and D1 with Drizzle ORM, fronted by Next.js 16 and React 19 on Vercel, with cross-filtered D3 visualizations.</w:t>
       </w:r>
     </w:p>
     <w:p>
@@ -1520,7 +1520,7 @@
           <w:b/>
           <w:color w:val="111111"/>
         </w:rPr>
-        <w:t xml:space="preserve">No-Code Pipeline Builder</w:t>
+        <w:t xml:space="preserve">Serverless Document Pipeline</w:t>
       </w:r>
       <w:r>
         <w:tab/>
@@ -1533,40 +1533,138 @@
           <w:b/>
           <w:color w:val="111111"/>
         </w:rPr>
-        <w:t xml:space="preserve">2025</w:t>
-      </w:r>
-    </w:p>
-    <w:p>
-      <w:pPr>
-        <w:spacing w:before="0" w:after="10" w:line="248" w:lineRule="exact"/>
-        <w:ind w:left="200" w:hanging="200"/>
-      </w:pPr>
-      <w:r>
-        <w:rPr>
-          <w:rFonts w:ascii="Lato" w:hAnsi="Lato" w:cs="Lato"/>
-          <w:sz w:val="21"/>
-          <w:szCs w:val="21"/>
-          <w:color w:val="111111"/>
-        </w:rPr>
-        <w:t xml:space="preserve">•</w:t>
-      </w:r>
-      <w:r>
-        <w:rPr>
-          <w:rFonts w:ascii="Lato" w:hAnsi="Lato" w:cs="Lato"/>
-          <w:sz w:val="21"/>
-          <w:szCs w:val="21"/>
-          <w:color w:val="111111"/>
-        </w:rPr>
-        <w:t xml:space="preserve">  </w:t>
-      </w:r>
-      <w:r>
-        <w:rPr>
-          <w:rFonts w:ascii="Lato" w:hAnsi="Lato" w:cs="Lato"/>
-          <w:sz w:val="21"/>
-          <w:szCs w:val="21"/>
-          <w:color w:val="111111"/>
-        </w:rPr>
-        <w:t xml:space="preserve">Built a React/ReactFlow workflow editor with typed nodes, undo/redo and autosave, backed by FastAPI graph validation.</w:t>
+        <w:t xml:space="preserve">03/2024 - 04/2024</w:t>
+      </w:r>
+    </w:p>
+    <w:p>
+      <w:pPr>
+        <w:spacing w:before="0" w:after="10" w:line="248" w:lineRule="exact"/>
+        <w:ind w:left="200" w:hanging="200"/>
+      </w:pPr>
+      <w:r>
+        <w:rPr>
+          <w:rFonts w:ascii="Lato" w:hAnsi="Lato" w:cs="Lato"/>
+          <w:sz w:val="21"/>
+          <w:szCs w:val="21"/>
+          <w:color w:val="111111"/>
+        </w:rPr>
+        <w:t xml:space="preserve">•</w:t>
+      </w:r>
+      <w:r>
+        <w:rPr>
+          <w:rFonts w:ascii="Lato" w:hAnsi="Lato" w:cs="Lato"/>
+          <w:sz w:val="21"/>
+          <w:szCs w:val="21"/>
+          <w:color w:val="111111"/>
+        </w:rPr>
+        <w:t xml:space="preserve">  </w:t>
+      </w:r>
+      <w:r>
+        <w:rPr>
+          <w:rFonts w:ascii="Lato" w:hAnsi="Lato" w:cs="Lato"/>
+          <w:sz w:val="21"/>
+          <w:szCs w:val="21"/>
+          <w:color w:val="111111"/>
+        </w:rPr>
+        <w:t xml:space="preserve">Built a serverless document pipeline on AWS Lambda, API Gateway, S3 and DynamoDB with a React frontend, handling 1,000+ concurrent requests at 99.9% uptime.</w:t>
+      </w:r>
+    </w:p>
+    <w:p>
+      <w:pPr>
+        <w:keepNext/>
+        <w:tabs>
+          <w:tab w:val="right" w:pos="10656"/>
+        </w:tabs>
+        <w:spacing w:before="60" w:after="0" w:line="248" w:lineRule="exact"/>
+      </w:pPr>
+      <w:r>
+        <w:rPr>
+          <w:rFonts w:ascii="Lato" w:hAnsi="Lato" w:cs="Lato"/>
+          <w:sz w:val="21"/>
+          <w:szCs w:val="21"/>
+          <w:b/>
+          <w:color w:val="111111"/>
+        </w:rPr>
+        <w:t xml:space="preserve">Image Recognition as a Service</w:t>
+      </w:r>
+      <w:r>
+        <w:tab/>
+      </w:r>
+      <w:r>
+        <w:rPr>
+          <w:rFonts w:ascii="Lato" w:hAnsi="Lato" w:cs="Lato"/>
+          <w:sz w:val="21"/>
+          <w:szCs w:val="21"/>
+          <w:b/>
+          <w:color w:val="111111"/>
+        </w:rPr>
+        <w:t xml:space="preserve">01/2024 - 02/2024</w:t>
+      </w:r>
+    </w:p>
+    <w:p>
+      <w:pPr>
+        <w:spacing w:before="0" w:after="10" w:line="248" w:lineRule="exact"/>
+        <w:ind w:left="200" w:hanging="200"/>
+      </w:pPr>
+      <w:r>
+        <w:rPr>
+          <w:rFonts w:ascii="Lato" w:hAnsi="Lato" w:cs="Lato"/>
+          <w:sz w:val="21"/>
+          <w:szCs w:val="21"/>
+          <w:color w:val="111111"/>
+        </w:rPr>
+        <w:t xml:space="preserve">•</w:t>
+      </w:r>
+      <w:r>
+        <w:rPr>
+          <w:rFonts w:ascii="Lato" w:hAnsi="Lato" w:cs="Lato"/>
+          <w:sz w:val="21"/>
+          <w:szCs w:val="21"/>
+          <w:color w:val="111111"/>
+        </w:rPr>
+        <w:t xml:space="preserve">  </w:t>
+      </w:r>
+      <w:r>
+        <w:rPr>
+          <w:rFonts w:ascii="Lato" w:hAnsi="Lato" w:cs="Lato"/>
+          <w:sz w:val="21"/>
+          <w:szCs w:val="21"/>
+          <w:color w:val="111111"/>
+        </w:rPr>
+        <w:t xml:space="preserve">Built an AWS EC2/SQS image-processing service with queue-based scaling, asynchronous results and idempotent workers for safe message retries.</w:t>
+      </w:r>
+    </w:p>
+    <w:p>
+      <w:pPr>
+        <w:spacing w:before="0" w:after="10" w:line="248" w:lineRule="exact"/>
+        <w:ind w:left="200" w:hanging="200"/>
+      </w:pPr>
+      <w:r>
+        <w:rPr>
+          <w:rFonts w:ascii="Lato" w:hAnsi="Lato" w:cs="Lato"/>
+          <w:sz w:val="21"/>
+          <w:szCs w:val="21"/>
+          <w:color w:val="111111"/>
+        </w:rPr>
+        <w:t xml:space="preserve">•</w:t>
+      </w:r>
+      <w:r>
+        <w:rPr>
+          <w:rFonts w:ascii="Lato" w:hAnsi="Lato" w:cs="Lato"/>
+          <w:sz w:val="21"/>
+          <w:szCs w:val="21"/>
+          <w:color w:val="111111"/>
+        </w:rPr>
+        <w:t xml:space="preserve">  </w:t>
+      </w:r>
+      <w:r>
+        <w:rPr>
+          <w:rFonts w:ascii="Lato" w:hAnsi="Lato" w:cs="Lato"/>
+          <w:sz w:val="21"/>
+          <w:szCs w:val="21"/>
+          <w:color w:val="111111"/>
+        </w:rPr>
+        <w:t xml:space="preserve">Capped worker capacity and used scale-in cooldowns to control cost and prevent instance churn during changing demand.</w:t>
       </w:r>
     </w:p>
     <w:p>
@@ -1633,7 +1731,7 @@
           <w:szCs w:val="21"/>
           <w:color w:val="111111"/>
         </w:rPr>
-        <w:t xml:space="preserve">S3 data lake, DuckDB, Lance, PostgreSQL, Firestore, Redis, Neo4j, pgvector, Algolia</w:t>
+        <w:t xml:space="preserve">S3 data lake, DuckDB, Lance, PostgreSQL, MySQL, DynamoDB, Firestore, SQLite, Redis, Neo4j, pgvector, Algolia</w:t>
       </w:r>
     </w:p>
     <w:p>
@@ -1657,55 +1755,79 @@
           <w:szCs w:val="21"/>
           <w:color w:val="111111"/>
         </w:rPr>
-        <w:t xml:space="preserve">ETL, AWS Step Functions (Distributed Map), Lambda, SQS, LangGraph, GCP Cloud Run Jobs, Cloud Scheduler, Playwright</w:t>
-      </w:r>
-    </w:p>
-    <w:p>
-      <w:pPr>
-        <w:spacing w:before="0" w:after="10" w:line="248" w:lineRule="exact"/>
-      </w:pPr>
-      <w:r>
-        <w:rPr>
-          <w:rFonts w:ascii="Lato" w:hAnsi="Lato" w:cs="Lato"/>
-          <w:sz w:val="21"/>
-          <w:szCs w:val="21"/>
-          <w:b/>
-          <w:color w:val="111111"/>
-        </w:rPr>
-        <w:t xml:space="preserve">Data Quality &amp; Governance: </w:t>
-      </w:r>
-      <w:r>
-        <w:rPr>
-          <w:rFonts w:ascii="Lato" w:hAnsi="Lato" w:cs="Lato"/>
-          <w:sz w:val="21"/>
-          <w:szCs w:val="21"/>
-          <w:color w:val="111111"/>
-        </w:rPr>
-        <w:t xml:space="preserve">Data validation, constraints, data lineage, schema inference, replayable runs, entity resolution, row-level access control</w:t>
-      </w:r>
-    </w:p>
-    <w:p>
-      <w:pPr>
-        <w:spacing w:before="0" w:after="10" w:line="248" w:lineRule="exact"/>
-      </w:pPr>
-      <w:r>
-        <w:rPr>
-          <w:rFonts w:ascii="Lato" w:hAnsi="Lato" w:cs="Lato"/>
-          <w:sz w:val="21"/>
-          <w:szCs w:val="21"/>
-          <w:b/>
-          <w:color w:val="111111"/>
-        </w:rPr>
-        <w:t xml:space="preserve">Reliability &amp; Delivery: </w:t>
-      </w:r>
-      <w:r>
-        <w:rPr>
-          <w:rFonts w:ascii="Lato" w:hAnsi="Lato" w:cs="Lato"/>
-          <w:sz w:val="21"/>
-          <w:szCs w:val="21"/>
-          <w:color w:val="111111"/>
-        </w:rPr>
-        <w:t xml:space="preserve">Idempotent reprocessing, circuit breakers, OpenTelemetry tracing, Docker, Kubernetes, CI/CD, pytest</w:t>
+        <w:t xml:space="preserve">ETL, batch and incremental loads, backfills, AWS Step Functions (Distributed Map), Lambda, SQS, LangGraph, GCP Cloud Run Jobs, Cloud Scheduler, Cloudflare Workers, Playwright</w:t>
+      </w:r>
+    </w:p>
+    <w:p>
+      <w:pPr>
+        <w:spacing w:before="0" w:after="10" w:line="248" w:lineRule="exact"/>
+      </w:pPr>
+      <w:r>
+        <w:rPr>
+          <w:rFonts w:ascii="Lato" w:hAnsi="Lato" w:cs="Lato"/>
+          <w:sz w:val="21"/>
+          <w:szCs w:val="21"/>
+          <w:b/>
+          <w:color w:val="111111"/>
+        </w:rPr>
+        <w:t xml:space="preserve">Data Modeling &amp; Quality: </w:t>
+      </w:r>
+      <w:r>
+        <w:rPr>
+          <w:rFonts w:ascii="Lato" w:hAnsi="Lato" w:cs="Lato"/>
+          <w:sz w:val="21"/>
+          <w:szCs w:val="21"/>
+          <w:color w:val="111111"/>
+        </w:rPr>
+        <w:t xml:space="preserve">Data modeling, fact tables, data warehousing, data validation, constraints, data lineage, schema inference, replayable runs, deduplication, entity resolution</w:t>
+      </w:r>
+    </w:p>
+    <w:p>
+      <w:pPr>
+        <w:spacing w:before="0" w:after="10" w:line="248" w:lineRule="exact"/>
+      </w:pPr>
+      <w:r>
+        <w:rPr>
+          <w:rFonts w:ascii="Lato" w:hAnsi="Lato" w:cs="Lato"/>
+          <w:sz w:val="21"/>
+          <w:szCs w:val="21"/>
+          <w:b/>
+          <w:color w:val="111111"/>
+        </w:rPr>
+        <w:t xml:space="preserve">Governance &amp; Reliability: </w:t>
+      </w:r>
+      <w:r>
+        <w:rPr>
+          <w:rFonts w:ascii="Lato" w:hAnsi="Lato" w:cs="Lato"/>
+          <w:sz w:val="21"/>
+          <w:szCs w:val="21"/>
+          <w:color w:val="111111"/>
+        </w:rPr>
+        <w:t xml:space="preserve">Row-level access control, idempotent reprocessing, circuit breakers, OpenTelemetry tracing</w:t>
+      </w:r>
+    </w:p>
+    <w:p>
+      <w:pPr>
+        <w:spacing w:before="0" w:after="10" w:line="248" w:lineRule="exact"/>
+      </w:pPr>
+      <w:r>
+        <w:rPr>
+          <w:rFonts w:ascii="Lato" w:hAnsi="Lato" w:cs="Lato"/>
+          <w:sz w:val="21"/>
+          <w:szCs w:val="21"/>
+          <w:b/>
+          <w:color w:val="111111"/>
+        </w:rPr>
+        <w:t xml:space="preserve">DevOps: </w:t>
+      </w:r>
+      <w:r>
+        <w:rPr>
+          <w:rFonts w:ascii="Lato" w:hAnsi="Lato" w:cs="Lato"/>
+          <w:sz w:val="21"/>
+          <w:szCs w:val="21"/>
+          <w:color w:val="111111"/>
+        </w:rPr>
+        <w:t xml:space="preserve">Docker, Kubernetes, GitHub Actions, CI/CD, pytest, Vitest</w:t>
       </w:r>
     </w:p>
     <w:p>
